--- a/out/04_Legal/SNX-LEG-RPT-01 Legal Compliance Monitoring & Corrective Action Report (Rev00 DRAFT).docx
+++ b/out/04_Legal/SNX-LEG-RPT-01 Legal Compliance Monitoring & Corrective Action Report (Rev00 DRAFT).docx
@@ -3440,7 +3440,7 @@
                 <w:sz w:val="24"/>
                 <w:szCs w:val="24"/>
               </w:rPr>
-              <w:t>Dicatat di SNX-LEG-REG-02. Laporan ini hanya memuat Tingkat Risiko tiap temuan.</w:t>
+              <w:t>Dicatat di SNX-LEG-REG-02. Laporan ini hanya memuat Kategori Risiko tiap temuan.</w:t>
             </w:r>
           </w:p>
         </w:tc>
@@ -4523,7 +4523,7 @@
         </w:numPr>
       </w:pPr>
       <w:r>
-        <w:t>Nilai Status dan Tingkat Risiko</w:t>
+        <w:t>Nilai Status dan Kategori Risiko</w:t>
       </w:r>
       <w:r/>
     </w:p>
@@ -5290,7 +5290,7 @@
           <w:sz w:val="24"/>
           <w:szCs w:val="24"/>
         </w:rPr>
-        <w:t xml:space="preserve">Kolom Tingkat Risiko diisi satu kategori: Rendah, Sedang, Tinggi, atau Sangat Tinggi. Nilai dan ambang tiap kategori ada di SNX-LEG-REG-02 (USULAN).</w:t>
+        <w:t xml:space="preserve">Kolom Kategori Risiko diisi satu dari Rendah, Sedang, Tinggi, atau Sangat Tinggi. Nilai dan ambang tiap kategori ada di SNX-LEG-REG-02 (USULAN).</w:t>
       </w:r>
     </w:p>
     <w:p>
@@ -5964,7 +5964,7 @@
           <w:sz w:val="24"/>
           <w:szCs w:val="24"/>
         </w:rPr>
-        <w:t xml:space="preserve">8. Staff Legal mencatat Tingkat Risiko tiap temuan. Line Manager Legal meninjau Tingkat Risiko itu saat memeriksa laporan (USULAN, selaras dengan SNX-LEG-SOP-02 butir 4.11).</w:t>
+        <w:t xml:space="preserve">8. Staff Legal mencatat Kategori Risiko tiap temuan. Line Manager Legal meninjau Kategori Risiko itu saat memeriksa laporan (USULAN, selaras dengan SNX-LEG-SOP-02 butir 4.11).</w:t>
       </w:r>
     </w:p>
     <w:p>
@@ -6210,7 +6210,7 @@
                 <w:sz w:val="24"/>
                 <w:szCs w:val="24"/>
               </w:rPr>
-              <w:t>Pelaksana Pemantauan (USULAN). Mengisi laporan, memantau aspek, mencatat status, temuan, dan hasil verifikasi, dan menyimpan laporan terisi (Ketentuan butir 1 sampai 10 dan 12). Dipetakan ke Legal &amp; Compliance (JA-09) di SNX-HR-ORG-01, menunggu konfirmasi (K-13) (USULAN).</w:t>
+              <w:t>Pelaksana Pemantauan (USULAN). Mengisi laporan, memantau aspek, mencatat status, temuan, dan hasil verifikasi, dan menyimpan laporan terisi (Ketentuan butir 1 sampai 10 dan 12). Nama peran di dokumen ini, dipetakan ke jabatan Legal &amp; Compliance (JA-09) di SNX-HR-ORG-01, menunggu konfirmasi (K-13) (USULAN).</w:t>
             </w:r>
           </w:p>
         </w:tc>
@@ -6271,7 +6271,7 @@
                 <w:sz w:val="24"/>
                 <w:szCs w:val="24"/>
               </w:rPr>
-              <w:t>Pemilik dokumen (USULAN). Memutuskan Tindakan Perbaikan bila tidak ada kesepakatan, meninjau Tingkat Risiko, menetapkan penutupan temuan, dan memeriksa laporan terisi (Ketentuan butir 7, 8, 10, dan 11). Dipetakan ke Legal &amp; Compliance (JA-08) di SNX-HR-ORG-01, menunggu konfirmasi (K-13) (USULAN).</w:t>
+              <w:t>Pemilik dokumen (USULAN). Memutuskan Tindakan Perbaikan bila tidak ada kesepakatan, meninjau Kategori Risiko, menetapkan penutupan temuan, dan memeriksa laporan terisi (Ketentuan butir 7, 8, 10, dan 11). Nama peran di dokumen ini, dipetakan ke jabatan Legal &amp; Compliance (JA-08) di SNX-HR-ORG-01, menunggu konfirmasi (K-13) (USULAN).</w:t>
             </w:r>
           </w:p>
         </w:tc>
@@ -6662,7 +6662,7 @@
           <w:sz w:val="24"/>
           <w:szCs w:val="24"/>
         </w:rPr>
-        <w:t xml:space="preserve">6. Kolom Tingkat Risiko memuat satu kategori pada bagian Istilah. Kolom Penanggung Jawab memuat nama dan jabatan. Kolom Status Tindak Lanjut memuat satu dari tiga nilai pada bagian Istilah (USULAN). Kolom Hasil Verifikasi memuat hasil pemeriksaan Staff Legal atas Bukti Penyelesaian.</w:t>
+        <w:t xml:space="preserve">6. Kolom Kategori Risiko memuat satu kategori pada bagian Istilah. Kolom Penanggung Jawab memuat nama dan jabatan. Kolom Status Tindak Lanjut memuat satu dari tiga nilai pada bagian Istilah (USULAN). Kolom Hasil Verifikasi memuat hasil pemeriksaan Staff Legal atas Bukti Penyelesaian.</w:t>
       </w:r>
     </w:p>
     <w:p>
@@ -9837,7 +9837,7 @@
                 <w:sz w:val="24"/>
                 <w:szCs w:val="24"/>
               </w:rPr>
-              <w:t>Tingkat Risiko</w:t>
+              <w:t>Kategori Risiko</w:t>
             </w:r>
           </w:p>
         </w:tc>
@@ -13027,7 +13027,7 @@
                 <w:sz w:val="24"/>
                 <w:szCs w:val="24"/>
               </w:rPr>
-              <w:t>Contract Review &amp; Legal Approval. Prosedur penelaahan kontrak satu per satu, dikecualikan dari laporan ini. Memuat acuan peninjauan Tingkat Risiko oleh Line Manager Legal (butir 4.11, USULAN).</w:t>
+              <w:t>Contract Review &amp; Legal Approval. Prosedur penelaahan kontrak satu per satu, dikecualikan dari laporan ini. Memuat acuan peninjauan Kategori Risiko oleh Line Manager Legal (butir 4.11, USULAN).</w:t>
             </w:r>
           </w:p>
         </w:tc>
@@ -13393,7 +13393,7 @@
                 <w:sz w:val="24"/>
                 <w:szCs w:val="24"/>
               </w:rPr>
-              <w:t>Legal Risk Register. Tempat penilaian risiko hukum dan sumber kategori Tingkat Risiko (USULAN).</w:t>
+              <w:t>Legal Risk Register. Tempat penilaian risiko hukum dan sumber Kategori Risiko (USULAN).</w:t>
             </w:r>
           </w:p>
         </w:tc>
@@ -13637,7 +13637,7 @@
                 <w:sz w:val="24"/>
                 <w:szCs w:val="24"/>
               </w:rPr>
-              <w:t>Struktur Organisasi SINUX. Sumber nama jabatan Line Manager Legal dan Staff Legal.</w:t>
+              <w:t>Struktur Organisasi SINUX. Memuat jabatan Legal &amp; Compliance (JA-08 dan JA-09), dasar pemetaan peran Line Manager Legal dan Staff Legal (USULAN).</w:t>
             </w:r>
           </w:p>
         </w:tc>

--- a/out/04_Legal/SNX-LEG-RPT-01 Legal Compliance Monitoring & Corrective Action Report (Rev00 DRAFT).docx
+++ b/out/04_Legal/SNX-LEG-RPT-01 Legal Compliance Monitoring & Corrective Action Report (Rev00 DRAFT).docx
@@ -1801,7 +1801,7 @@
           </w:tcPr>
           <w:p>
             <w:r>
-              <w:t>Staff Legal</w:t>
+              <w:t>Alif Altamziz / Staff Legal</w:t>
             </w:r>
           </w:p>
         </w:tc>
@@ -1903,7 +1903,7 @@
           </w:tcPr>
           <w:p>
             <w:r>
-              <w:t>Line Manager Legal</w:t>
+              <w:t>Ester Febe Utomo / Line Manager Legal</w:t>
             </w:r>
           </w:p>
         </w:tc>
@@ -6210,7 +6210,7 @@
                 <w:sz w:val="24"/>
                 <w:szCs w:val="24"/>
               </w:rPr>
-              <w:t>Pelaksana Pemantauan (USULAN). Mengisi laporan, memantau aspek, mencatat status, temuan, dan hasil verifikasi, dan menyimpan laporan terisi (Ketentuan butir 1 sampai 10 dan 12). Nama peran di dokumen ini, dipetakan ke jabatan Legal &amp; Compliance (JA-09) di SNX-HR-ORG-01, menunggu konfirmasi (K-13) (USULAN).</w:t>
+              <w:t>Pelaksana Pemantauan (USULAN). Mengisi laporan, memantau aspek, mencatat status, temuan, dan hasil verifikasi, dan menyimpan laporan terisi (Ketentuan butir 1 sampai 10 dan 12). Nama peran di dokumen ini, dipetakan ke jabatan Legal &amp; Compliance (JA-09) di SNX-HR-ORG-01.</w:t>
             </w:r>
           </w:p>
         </w:tc>
@@ -6271,7 +6271,7 @@
                 <w:sz w:val="24"/>
                 <w:szCs w:val="24"/>
               </w:rPr>
-              <w:t>Pemilik dokumen (USULAN). Memutuskan Tindakan Perbaikan bila tidak ada kesepakatan, meninjau Kategori Risiko, menetapkan penutupan temuan, dan memeriksa laporan terisi (Ketentuan butir 7, 8, 10, dan 11). Nama peran di dokumen ini, dipetakan ke jabatan Legal &amp; Compliance (JA-08) di SNX-HR-ORG-01, menunggu konfirmasi (K-13) (USULAN).</w:t>
+              <w:t>Pemilik dokumen (USULAN). Memutuskan Tindakan Perbaikan bila tidak ada kesepakatan, meninjau Kategori Risiko, menetapkan penutupan temuan, dan memeriksa laporan terisi (Ketentuan butir 7, 8, 10, dan 11). Nama peran di dokumen ini, dipetakan ke jabatan Legal &amp; Compliance (JA-08) di SNX-HR-ORG-01.</w:t>
             </w:r>
           </w:p>
         </w:tc>
@@ -13637,7 +13637,7 @@
                 <w:sz w:val="24"/>
                 <w:szCs w:val="24"/>
               </w:rPr>
-              <w:t>Struktur Organisasi SINUX. Memuat jabatan Legal &amp; Compliance (JA-08 dan JA-09), dasar pemetaan peran Line Manager Legal dan Staff Legal (USULAN).</w:t>
+              <w:t>Struktur Organisasi SINUX. Memuat jabatan Legal &amp; Compliance (JA-08 dan JA-09), dasar pemetaan peran Line Manager Legal dan Staff Legal.</w:t>
             </w:r>
           </w:p>
         </w:tc>
